--- a/submission/3_PRISMA_2020_Checklist.docx
+++ b/submission/3_PRISMA_2020_Checklist.docx
@@ -1229,7 +1229,7 @@
           </w:tcPr>
           <w:p>
             <w:r>
-              <w:t>Section 2.4; Figure 1; Table S2</w:t>
+              <w:t>Section 2.4; Figure 1; Table S2 (reasons by category); individual excluded reports with reasons available from the corresponding author (Data Availability Statement)</w:t>
             </w:r>
           </w:p>
         </w:tc>
@@ -2110,7 +2110,7 @@
           </w:tcPr>
           <w:p>
             <w:r>
-              <w:t>Data Availability Statement; Supplementary Materials (Tables S1–S7)</w:t>
+              <w:t>Data Availability Statement; Supplementary Materials (Tables S1–S7); extraction dataset and list of excluded reports available on request</w:t>
             </w:r>
           </w:p>
         </w:tc>

--- a/submission/3_PRISMA_2020_Checklist.docx
+++ b/submission/3_PRISMA_2020_Checklist.docx
@@ -44,7 +44,7 @@
         <w:rPr>
           <w:b w:val="0"/>
         </w:rPr>
-        <w:t>Locations refer to section, table, and figure numbers in the manuscript and Supplementary Materials, because page and line numbers change during production.</w:t>
+        <w:t>Entries state whether each item is reported, partially reported, not assessed, or not applicable. Locations refer to section, table, and figure numbers in the manuscript and Supplementary Materials, because page and line numbers change during production.</w:t>
       </w:r>
     </w:p>
     <w:tbl>
@@ -178,7 +178,7 @@
           </w:tcPr>
           <w:p>
             <w:r>
-              <w:t>Title</w:t>
+              <w:t>Reported: Title</w:t>
             </w:r>
           </w:p>
         </w:tc>
@@ -240,7 +240,7 @@
           </w:tcPr>
           <w:p>
             <w:r>
-              <w:t>Abstract; see PRISMA 2020 for Abstracts checklist below</w:t>
+              <w:t>Reported: Abstract; see the PRISMA 2020 for Abstracts checklist below</w:t>
             </w:r>
           </w:p>
         </w:tc>
@@ -302,7 +302,7 @@
           </w:tcPr>
           <w:p>
             <w:r>
-              <w:t>Section 1</w:t>
+              <w:t>Reported: Section 1</w:t>
             </w:r>
           </w:p>
         </w:tc>
@@ -347,7 +347,7 @@
           </w:tcPr>
           <w:p>
             <w:r>
-              <w:t>Section 1 (final paragraph); Section 2.1</w:t>
+              <w:t>Reported: Section 1 (final paragraph); Section 2.1</w:t>
             </w:r>
           </w:p>
         </w:tc>
@@ -409,7 +409,7 @@
           </w:tcPr>
           <w:p>
             <w:r>
-              <w:t>Section 2.2; Table 1; Section 2.8</w:t>
+              <w:t>Reported: Section 2.2; Table 1; Section 2.8</w:t>
             </w:r>
           </w:p>
         </w:tc>
@@ -454,7 +454,7 @@
           </w:tcPr>
           <w:p>
             <w:r>
-              <w:t>Section 2.3; Table S1</w:t>
+              <w:t>Reported: Section 2.3; Table S1</w:t>
             </w:r>
           </w:p>
         </w:tc>
@@ -499,7 +499,7 @@
           </w:tcPr>
           <w:p>
             <w:r>
-              <w:t>Table S1</w:t>
+              <w:t>Reported: Table S1</w:t>
             </w:r>
           </w:p>
         </w:tc>
@@ -544,7 +544,7 @@
           </w:tcPr>
           <w:p>
             <w:r>
-              <w:t>Section 2.4</w:t>
+              <w:t>Reported: Section 2.4 (two independent reviewers; adjudication by two further authors; no automation tools used for eligibility decisions)</w:t>
             </w:r>
           </w:p>
         </w:tc>
@@ -589,7 +589,7 @@
           </w:tcPr>
           <w:p>
             <w:r>
-              <w:t>Section 2.5</w:t>
+              <w:t>Reported: Section 2.5 (two independent reviewers; data taken from published reports)</w:t>
             </w:r>
           </w:p>
         </w:tc>
@@ -634,7 +634,7 @@
           </w:tcPr>
           <w:p>
             <w:r>
-              <w:t>Sections 2.5 and 2.6</w:t>
+              <w:t>Reported: Sections 2.5 and 2.6</w:t>
             </w:r>
           </w:p>
         </w:tc>
@@ -678,7 +678,7 @@
           </w:tcPr>
           <w:p>
             <w:r>
-              <w:t>Sections 2.5 and 2.6</w:t>
+              <w:t>Reported: Sections 2.5 and 2.6</w:t>
             </w:r>
           </w:p>
         </w:tc>
@@ -723,7 +723,7 @@
           </w:tcPr>
           <w:p>
             <w:r>
-              <w:t>Section 2.7</w:t>
+              <w:t>Reported: Section 2.7 (PROBAST+AI; two independent reviewers)</w:t>
             </w:r>
           </w:p>
         </w:tc>
@@ -768,7 +768,7 @@
           </w:tcPr>
           <w:p>
             <w:r>
-              <w:t>Sections 2.5 and 2.8 (metrics retained as reported; no common effect measure)</w:t>
+              <w:t>Reported: Sections 2.5 and 2.8 (metrics retained as reported; no common effect measure)</w:t>
             </w:r>
           </w:p>
         </w:tc>
@@ -813,7 +813,7 @@
           </w:tcPr>
           <w:p>
             <w:r>
-              <w:t>Sections 2.6 and 2.8</w:t>
+              <w:t>Reported: Sections 2.2, 2.6, and 2.8; Table S4 (eligibility basis for each report)</w:t>
             </w:r>
           </w:p>
         </w:tc>
@@ -857,7 +857,7 @@
           </w:tcPr>
           <w:p>
             <w:r>
-              <w:t>Section 2.5</w:t>
+              <w:t>Reported: Section 2.5</w:t>
             </w:r>
           </w:p>
         </w:tc>
@@ -901,7 +901,7 @@
           </w:tcPr>
           <w:p>
             <w:r>
-              <w:t>Section 2.8; Tables 2–3; Figures 2–3; Tables S3–S7</w:t>
+              <w:t>Reported: Section 2.8; Tables 2–3; Figures 2–3; Tables S3–S8</w:t>
             </w:r>
           </w:p>
         </w:tc>
@@ -945,7 +945,7 @@
           </w:tcPr>
           <w:p>
             <w:r>
-              <w:t>Section 2.8 (structured narrative synthesis; rationale for not performing meta-analysis)</w:t>
+              <w:t>Reported: Section 2.8 (structured narrative synthesis; rationale for not performing meta-analysis)</w:t>
             </w:r>
           </w:p>
         </w:tc>
@@ -989,7 +989,7 @@
           </w:tcPr>
           <w:p>
             <w:r>
-              <w:t>Section 2.8 (stratification by modality, disease definition, and validation independence)</w:t>
+              <w:t>Reported: Section 2.8 (stratification by modality, disease definition, and validation independence)</w:t>
             </w:r>
           </w:p>
         </w:tc>
@@ -1033,7 +1033,7 @@
           </w:tcPr>
           <w:p>
             <w:r>
-              <w:t>Not applicable (no statistical synthesis); Section 2.8</w:t>
+              <w:t>Reported: Section 2.8 (post hoc sensitivity analysis of the report denominator)</w:t>
             </w:r>
           </w:p>
         </w:tc>
@@ -1078,7 +1078,7 @@
           </w:tcPr>
           <w:p>
             <w:r>
-              <w:t>Section 2.8 (not formally assessed because no pooled estimate was produced); Section 2.3 (no performance terms in searches)</w:t>
+              <w:t>Not assessed: no pooled estimate was produced (Section 2.8); searches contained no performance terms (Section 2.3)</w:t>
             </w:r>
           </w:p>
         </w:tc>
@@ -1123,7 +1123,7 @@
           </w:tcPr>
           <w:p>
             <w:r>
-              <w:t>Section 2.8 (formal certainty rating not performed, with rationale)</w:t>
+              <w:t>Not assessed: formal certainty grading was not performed, with rationale (Section 2.8)</w:t>
             </w:r>
           </w:p>
         </w:tc>
@@ -1185,7 +1185,7 @@
           </w:tcPr>
           <w:p>
             <w:r>
-              <w:t>Section 3.1; Figure 1</w:t>
+              <w:t>Reported: Section 3.1; Figure 1</w:t>
             </w:r>
           </w:p>
         </w:tc>
@@ -1229,7 +1229,7 @@
           </w:tcPr>
           <w:p>
             <w:r>
-              <w:t>Section 2.4; Figure 1; Table S2 (reasons by category); individual excluded reports with reasons available from the corresponding author (Data Availability Statement)</w:t>
+              <w:t>Partially reported: exclusions by principal reason (Figure 1; Table S2); report-level list with reasons available from the corresponding author (Data Availability Statement)</w:t>
             </w:r>
           </w:p>
         </w:tc>
@@ -1274,7 +1274,7 @@
           </w:tcPr>
           <w:p>
             <w:r>
-              <w:t>Sections 3.2 and 3.3; Table 2; Table S3</w:t>
+              <w:t>Reported: Sections 3.2 and 3.3; Table 2; Table S3; references to all included reports</w:t>
             </w:r>
           </w:p>
         </w:tc>
@@ -1319,7 +1319,7 @@
           </w:tcPr>
           <w:p>
             <w:r>
-              <w:t>Section 3.7; Figure 2; Table S7</w:t>
+              <w:t>Reported: Section 3.7; Figure 2; Table S7</w:t>
             </w:r>
           </w:p>
         </w:tc>
@@ -1364,7 +1364,7 @@
           </w:tcPr>
           <w:p>
             <w:r>
-              <w:t>Table 3; Table S4</w:t>
+              <w:t>Reported: Table 3; Table S4 (estimates and confidence intervals as reported by the source)</w:t>
             </w:r>
           </w:p>
         </w:tc>
@@ -1409,7 +1409,7 @@
           </w:tcPr>
           <w:p>
             <w:r>
-              <w:t>Sections 3.2–3.8</w:t>
+              <w:t>Reported: Sections 3.2–3.8</w:t>
             </w:r>
           </w:p>
         </w:tc>
@@ -1453,7 +1453,7 @@
           </w:tcPr>
           <w:p>
             <w:r>
-              <w:t>Not applicable (no statistical synthesis); narrative results in Sections 3.4 and 3.5</w:t>
+              <w:t>Not applicable: no statistical synthesis; narrative results in Sections 3.4 and 3.5</w:t>
             </w:r>
           </w:p>
         </w:tc>
@@ -1497,7 +1497,7 @@
           </w:tcPr>
           <w:p>
             <w:r>
-              <w:t>Sections 3.4 and 3.5</w:t>
+              <w:t>Reported: Sections 3.4 and 3.5</w:t>
             </w:r>
           </w:p>
         </w:tc>
@@ -1541,7 +1541,7 @@
           </w:tcPr>
           <w:p>
             <w:r>
-              <w:t>Not applicable</w:t>
+              <w:t>Reported: Section 3.8; Table S8</w:t>
             </w:r>
           </w:p>
         </w:tc>
@@ -1586,7 +1586,7 @@
           </w:tcPr>
           <w:p>
             <w:r>
-              <w:t>Not applicable (not assessed); Section 4.6</w:t>
+              <w:t>Not assessed (see item 14); acknowledged in Section 4.6</w:t>
             </w:r>
           </w:p>
         </w:tc>
@@ -1631,7 +1631,7 @@
           </w:tcPr>
           <w:p>
             <w:r>
-              <w:t>Not applicable (formal grading not performed); Sections 3.8, 4.1, and 4.6</w:t>
+              <w:t>Not assessed (see item 15); acknowledged in Section 4.6</w:t>
             </w:r>
           </w:p>
         </w:tc>
@@ -1693,7 +1693,7 @@
           </w:tcPr>
           <w:p>
             <w:r>
-              <w:t>Sections 4.1–4.5</w:t>
+              <w:t>Reported: Sections 4.1–4.5</w:t>
             </w:r>
           </w:p>
         </w:tc>
@@ -1737,7 +1737,7 @@
           </w:tcPr>
           <w:p>
             <w:r>
-              <w:t>Section 3.7; Sections 4.1–4.5</w:t>
+              <w:t>Reported: Section 3.7; Sections 4.1–4.5</w:t>
             </w:r>
           </w:p>
         </w:tc>
@@ -1781,7 +1781,7 @@
           </w:tcPr>
           <w:p>
             <w:r>
-              <w:t>Section 4.6</w:t>
+              <w:t>Reported: Section 4.6</w:t>
             </w:r>
           </w:p>
         </w:tc>
@@ -1825,7 +1825,7 @@
           </w:tcPr>
           <w:p>
             <w:r>
-              <w:t>Sections 4.3–4.5; Table 5; Section 5</w:t>
+              <w:t>Reported: Sections 4.3–4.5; Table 5; Section 5</w:t>
             </w:r>
           </w:p>
         </w:tc>
@@ -1887,7 +1887,7 @@
           </w:tcPr>
           <w:p>
             <w:r>
-              <w:t>Section 2.1; Abstract</w:t>
+              <w:t>Reported: Section 2.1; Abstract</w:t>
             </w:r>
           </w:p>
         </w:tc>
@@ -1931,7 +1931,7 @@
           </w:tcPr>
           <w:p>
             <w:r>
-              <w:t>Section 2.1 (PROSPERO CRD420261504931)</w:t>
+              <w:t>Reported: Section 2.1 (PROSPERO record CRD420261504931 with web address)</w:t>
             </w:r>
           </w:p>
         </w:tc>
@@ -1975,7 +1975,7 @@
           </w:tcPr>
           <w:p>
             <w:r>
-              <w:t>Section 2.1 (review conducted according to the registered protocol); Section 2.8 (illustrative referral calculation identified as not prespecified)</w:t>
+              <w:t>Reported: Section 2.1 (five post hoc additions listed; no change to eligibility, search, selection, extraction, or risk-of-bias ratings)</w:t>
             </w:r>
           </w:p>
         </w:tc>
@@ -2020,7 +2020,7 @@
           </w:tcPr>
           <w:p>
             <w:r>
-              <w:t>Funding; Acknowledgments</w:t>
+              <w:t>Reported: Funding; Acknowledgments; Conflicts of Interest (role of funder)</w:t>
             </w:r>
           </w:p>
         </w:tc>
@@ -2065,7 +2065,7 @@
           </w:tcPr>
           <w:p>
             <w:r>
-              <w:t>Conflicts of Interest</w:t>
+              <w:t>Reported: Conflicts of Interest</w:t>
             </w:r>
           </w:p>
         </w:tc>
@@ -2110,7 +2110,7 @@
           </w:tcPr>
           <w:p>
             <w:r>
-              <w:t>Data Availability Statement; Supplementary Materials (Tables S1–S7); extraction dataset and list of excluded reports available on request</w:t>
+              <w:t>Reported: Data Availability Statement; Supplementary Materials (Tables S1–S8); extraction dataset and excluded-report list available on request</w:t>
             </w:r>
           </w:p>
         </w:tc>
@@ -2811,7 +2811,7 @@
           </w:tcPr>
           <w:p>
             <w:r>
-              <w:t>Not in abstract (journal format); reported under Funding</w:t>
+              <w:t>No: not included in the abstract (journal abstract format); reported in the Funding section</w:t>
             </w:r>
           </w:p>
         </w:tc>

--- a/submission/3_PRISMA_2020_Checklist.docx
+++ b/submission/3_PRISMA_2020_Checklist.docx
@@ -1229,7 +1229,7 @@
           </w:tcPr>
           <w:p>
             <w:r>
-              <w:t>Partially reported: exclusions by principal reason (Figure 1; Table S2); report-level list with reasons available from the corresponding author (Data Availability Statement)</w:t>
+              <w:t>Reported: Section 3.1; Figure 1; Table S2 (all 36 reports excluded at full text cited, each with its principal reason and specific basis)</w:t>
             </w:r>
           </w:p>
         </w:tc>
@@ -2110,7 +2110,7 @@
           </w:tcPr>
           <w:p>
             <w:r>
-              <w:t>Reported: Data Availability Statement; Supplementary Materials (Tables S1–S8); extraction dataset and excluded-report list available on request</w:t>
+              <w:t>Reported: Data Availability Statement; Supplementary Materials (Tables S1–S8); machine-readable extraction dataset available on request</w:t>
             </w:r>
           </w:p>
         </w:tc>
